--- a/2/report/_output/report.docx
+++ b/2/report/_output/report.docx
@@ -7,7 +7,7 @@
         <w:pStyle w:val="Title"/>
       </w:pPr>
       <w:r>
-        <w:t xml:space="preserve">Отчёт по выполнению внешнего курса. Этап 2</w:t>
+        <w:t xml:space="preserve">Отчёт по выполнению внешнего курса на платформе Stepik. Этап 2</w:t>
       </w:r>
     </w:p>
     <w:p>
@@ -23,7 +23,7 @@
         <w:pStyle w:val="Author"/>
       </w:pPr>
       <w:r>
-        <w:t xml:space="preserve">Пономарева Варвара Александровна</w:t>
+        <w:t xml:space="preserve">Пыхтеева Маргарита Ивановна</w:t>
       </w:r>
     </w:p>
     <w:sdt>
@@ -173,7 +173,7 @@
             <w:r>
               <w:drawing>
                 <wp:inline>
-                  <wp:extent cx="3733800" cy="1471844"/>
+                  <wp:extent cx="3733800" cy="1345985"/>
                   <wp:effectExtent b="0" l="0" r="0" t="0"/>
                   <wp:docPr descr="" title="" id="23" name="Picture"/>
                   <a:graphic>
@@ -194,7 +194,7 @@
                         <pic:spPr bwMode="auto">
                           <a:xfrm>
                             <a:off x="0" y="0"/>
-                            <a:ext cx="3733800" cy="1471844"/>
+                            <a:ext cx="3733800" cy="1345985"/>
                           </a:xfrm>
                           <a:prstGeom prst="rect">
                             <a:avLst/>
@@ -271,7 +271,7 @@
             <w:r>
               <w:drawing>
                 <wp:inline>
-                  <wp:extent cx="3733800" cy="1549279"/>
+                  <wp:extent cx="3733800" cy="1334004"/>
                   <wp:effectExtent b="0" l="0" r="0" t="0"/>
                   <wp:docPr descr="" title="" id="27" name="Picture"/>
                   <a:graphic>
@@ -292,7 +292,7 @@
                         <pic:spPr bwMode="auto">
                           <a:xfrm>
                             <a:off x="0" y="0"/>
-                            <a:ext cx="3733800" cy="1549279"/>
+                            <a:ext cx="3733800" cy="1334004"/>
                           </a:xfrm>
                           <a:prstGeom prst="rect">
                             <a:avLst/>
@@ -379,7 +379,7 @@
             <w:r>
               <w:drawing>
                 <wp:inline>
-                  <wp:extent cx="3733800" cy="1444437"/>
+                  <wp:extent cx="3733800" cy="1258623"/>
                   <wp:effectExtent b="0" l="0" r="0" t="0"/>
                   <wp:docPr descr="" title="" id="32" name="Picture"/>
                   <a:graphic>
@@ -400,7 +400,7 @@
                         <pic:spPr bwMode="auto">
                           <a:xfrm>
                             <a:off x="0" y="0"/>
-                            <a:ext cx="3733800" cy="1444437"/>
+                            <a:ext cx="3733800" cy="1258623"/>
                           </a:xfrm>
                           <a:prstGeom prst="rect">
                             <a:avLst/>
@@ -477,7 +477,7 @@
             <w:r>
               <w:drawing>
                 <wp:inline>
-                  <wp:extent cx="3733800" cy="1538480"/>
+                  <wp:extent cx="3733800" cy="1542307"/>
                   <wp:effectExtent b="0" l="0" r="0" t="0"/>
                   <wp:docPr descr="" title="" id="36" name="Picture"/>
                   <a:graphic>
@@ -498,7 +498,7 @@
                         <pic:spPr bwMode="auto">
                           <a:xfrm>
                             <a:off x="0" y="0"/>
-                            <a:ext cx="3733800" cy="1538480"/>
+                            <a:ext cx="3733800" cy="1542307"/>
                           </a:xfrm>
                           <a:prstGeom prst="rect">
                             <a:avLst/>
@@ -575,7 +575,7 @@
             <w:r>
               <w:drawing>
                 <wp:inline>
-                  <wp:extent cx="3733800" cy="1577117"/>
+                  <wp:extent cx="3733800" cy="1968996"/>
                   <wp:effectExtent b="0" l="0" r="0" t="0"/>
                   <wp:docPr descr="" title="" id="40" name="Picture"/>
                   <a:graphic>
@@ -596,7 +596,7 @@
                         <pic:spPr bwMode="auto">
                           <a:xfrm>
                             <a:off x="0" y="0"/>
-                            <a:ext cx="3733800" cy="1577117"/>
+                            <a:ext cx="3733800" cy="1968996"/>
                           </a:xfrm>
                           <a:prstGeom prst="rect">
                             <a:avLst/>
@@ -683,7 +683,7 @@
             <w:r>
               <w:drawing>
                 <wp:inline>
-                  <wp:extent cx="3733800" cy="1527942"/>
+                  <wp:extent cx="3733800" cy="1665072"/>
                   <wp:effectExtent b="0" l="0" r="0" t="0"/>
                   <wp:docPr descr="" title="" id="45" name="Picture"/>
                   <a:graphic>
@@ -704,7 +704,7 @@
                         <pic:spPr bwMode="auto">
                           <a:xfrm>
                             <a:off x="0" y="0"/>
-                            <a:ext cx="3733800" cy="1527942"/>
+                            <a:ext cx="3733800" cy="1665072"/>
                           </a:xfrm>
                           <a:prstGeom prst="rect">
                             <a:avLst/>
@@ -781,7 +781,7 @@
             <w:r>
               <w:drawing>
                 <wp:inline>
-                  <wp:extent cx="3733800" cy="1664930"/>
+                  <wp:extent cx="3733800" cy="1719931"/>
                   <wp:effectExtent b="0" l="0" r="0" t="0"/>
                   <wp:docPr descr="" title="" id="49" name="Picture"/>
                   <a:graphic>
@@ -802,7 +802,7 @@
                         <pic:spPr bwMode="auto">
                           <a:xfrm>
                             <a:off x="0" y="0"/>
-                            <a:ext cx="3733800" cy="1664930"/>
+                            <a:ext cx="3733800" cy="1719931"/>
                           </a:xfrm>
                           <a:prstGeom prst="rect">
                             <a:avLst/>
@@ -879,7 +879,7 @@
             <w:r>
               <w:drawing>
                 <wp:inline>
-                  <wp:extent cx="3733800" cy="1782840"/>
+                  <wp:extent cx="3733800" cy="1966085"/>
                   <wp:effectExtent b="0" l="0" r="0" t="0"/>
                   <wp:docPr descr="" title="" id="53" name="Picture"/>
                   <a:graphic>
@@ -900,7 +900,7 @@
                         <pic:spPr bwMode="auto">
                           <a:xfrm>
                             <a:off x="0" y="0"/>
-                            <a:ext cx="3733800" cy="1782840"/>
+                            <a:ext cx="3733800" cy="1966085"/>
                           </a:xfrm>
                           <a:prstGeom prst="rect">
                             <a:avLst/>
@@ -977,7 +977,7 @@
             <w:r>
               <w:drawing>
                 <wp:inline>
-                  <wp:extent cx="3733800" cy="1702915"/>
+                  <wp:extent cx="3733800" cy="1931275"/>
                   <wp:effectExtent b="0" l="0" r="0" t="0"/>
                   <wp:docPr descr="" title="" id="57" name="Picture"/>
                   <a:graphic>
@@ -998,7 +998,7 @@
                         <pic:spPr bwMode="auto">
                           <a:xfrm>
                             <a:off x="0" y="0"/>
-                            <a:ext cx="3733800" cy="1702915"/>
+                            <a:ext cx="3733800" cy="1931275"/>
                           </a:xfrm>
                           <a:prstGeom prst="rect">
                             <a:avLst/>
@@ -1085,7 +1085,7 @@
             <w:r>
               <w:drawing>
                 <wp:inline>
-                  <wp:extent cx="3733800" cy="1621575"/>
+                  <wp:extent cx="3733800" cy="1720591"/>
                   <wp:effectExtent b="0" l="0" r="0" t="0"/>
                   <wp:docPr descr="" title="" id="62" name="Picture"/>
                   <a:graphic>
@@ -1106,7 +1106,7 @@
                         <pic:spPr bwMode="auto">
                           <a:xfrm>
                             <a:off x="0" y="0"/>
-                            <a:ext cx="3733800" cy="1621575"/>
+                            <a:ext cx="3733800" cy="1720591"/>
                           </a:xfrm>
                           <a:prstGeom prst="rect">
                             <a:avLst/>
@@ -1183,7 +1183,7 @@
             <w:r>
               <w:drawing>
                 <wp:inline>
-                  <wp:extent cx="3733800" cy="1646345"/>
+                  <wp:extent cx="3733800" cy="1476061"/>
                   <wp:effectExtent b="0" l="0" r="0" t="0"/>
                   <wp:docPr descr="" title="" id="66" name="Picture"/>
                   <a:graphic>
@@ -1204,7 +1204,7 @@
                         <pic:spPr bwMode="auto">
                           <a:xfrm>
                             <a:off x="0" y="0"/>
-                            <a:ext cx="3733800" cy="1646345"/>
+                            <a:ext cx="3733800" cy="1476061"/>
                           </a:xfrm>
                           <a:prstGeom prst="rect">
                             <a:avLst/>
@@ -1281,7 +1281,7 @@
             <w:r>
               <w:drawing>
                 <wp:inline>
-                  <wp:extent cx="3733800" cy="1402349"/>
+                  <wp:extent cx="3733800" cy="2067389"/>
                   <wp:effectExtent b="0" l="0" r="0" t="0"/>
                   <wp:docPr descr="" title="" id="70" name="Picture"/>
                   <a:graphic>
@@ -1302,7 +1302,7 @@
                         <pic:spPr bwMode="auto">
                           <a:xfrm>
                             <a:off x="0" y="0"/>
-                            <a:ext cx="3733800" cy="1402349"/>
+                            <a:ext cx="3733800" cy="2067389"/>
                           </a:xfrm>
                           <a:prstGeom prst="rect">
                             <a:avLst/>
@@ -1379,7 +1379,7 @@
             <w:r>
               <w:drawing>
                 <wp:inline>
-                  <wp:extent cx="3733800" cy="1384950"/>
+                  <wp:extent cx="3733800" cy="1557392"/>
                   <wp:effectExtent b="0" l="0" r="0" t="0"/>
                   <wp:docPr descr="" title="" id="74" name="Picture"/>
                   <a:graphic>
@@ -1400,7 +1400,7 @@
                         <pic:spPr bwMode="auto">
                           <a:xfrm>
                             <a:off x="0" y="0"/>
-                            <a:ext cx="3733800" cy="1384950"/>
+                            <a:ext cx="3733800" cy="1557392"/>
                           </a:xfrm>
                           <a:prstGeom prst="rect">
                             <a:avLst/>
@@ -1487,7 +1487,7 @@
             <w:r>
               <w:drawing>
                 <wp:inline>
-                  <wp:extent cx="3733800" cy="1554294"/>
+                  <wp:extent cx="3733800" cy="1508330"/>
                   <wp:effectExtent b="0" l="0" r="0" t="0"/>
                   <wp:docPr descr="" title="" id="79" name="Picture"/>
                   <a:graphic>
@@ -1508,7 +1508,7 @@
                         <pic:spPr bwMode="auto">
                           <a:xfrm>
                             <a:off x="0" y="0"/>
-                            <a:ext cx="3733800" cy="1554294"/>
+                            <a:ext cx="3733800" cy="1508330"/>
                           </a:xfrm>
                           <a:prstGeom prst="rect">
                             <a:avLst/>
@@ -1585,7 +1585,7 @@
             <w:r>
               <w:drawing>
                 <wp:inline>
-                  <wp:extent cx="3733800" cy="1605673"/>
+                  <wp:extent cx="3733800" cy="1588114"/>
                   <wp:effectExtent b="0" l="0" r="0" t="0"/>
                   <wp:docPr descr="" title="" id="83" name="Picture"/>
                   <a:graphic>
@@ -1606,7 +1606,7 @@
                         <pic:spPr bwMode="auto">
                           <a:xfrm>
                             <a:off x="0" y="0"/>
-                            <a:ext cx="3733800" cy="1605673"/>
+                            <a:ext cx="3733800" cy="1588114"/>
                           </a:xfrm>
                           <a:prstGeom prst="rect">
                             <a:avLst/>
@@ -1683,7 +1683,7 @@
             <w:r>
               <w:drawing>
                 <wp:inline>
-                  <wp:extent cx="3733800" cy="1462869"/>
+                  <wp:extent cx="3733800" cy="1541119"/>
                   <wp:effectExtent b="0" l="0" r="0" t="0"/>
                   <wp:docPr descr="" title="" id="87" name="Picture"/>
                   <a:graphic>
@@ -1704,7 +1704,7 @@
                         <pic:spPr bwMode="auto">
                           <a:xfrm>
                             <a:off x="0" y="0"/>
-                            <a:ext cx="3733800" cy="1462869"/>
+                            <a:ext cx="3733800" cy="1541119"/>
                           </a:xfrm>
                           <a:prstGeom prst="rect">
                             <a:avLst/>
@@ -1781,7 +1781,7 @@
             <w:r>
               <w:drawing>
                 <wp:inline>
-                  <wp:extent cx="3733800" cy="3161685"/>
+                  <wp:extent cx="3733800" cy="2436922"/>
                   <wp:effectExtent b="0" l="0" r="0" t="0"/>
                   <wp:docPr descr="" title="" id="91" name="Picture"/>
                   <a:graphic>
@@ -1802,7 +1802,7 @@
                         <pic:spPr bwMode="auto">
                           <a:xfrm>
                             <a:off x="0" y="0"/>
-                            <a:ext cx="3733800" cy="3161685"/>
+                            <a:ext cx="3733800" cy="2436922"/>
                           </a:xfrm>
                           <a:prstGeom prst="rect">
                             <a:avLst/>
@@ -1879,7 +1879,7 @@
             <w:r>
               <w:drawing>
                 <wp:inline>
-                  <wp:extent cx="3733800" cy="1694191"/>
+                  <wp:extent cx="3733800" cy="1922907"/>
                   <wp:effectExtent b="0" l="0" r="0" t="0"/>
                   <wp:docPr descr="" title="" id="95" name="Picture"/>
                   <a:graphic>
@@ -1900,7 +1900,7 @@
                         <pic:spPr bwMode="auto">
                           <a:xfrm>
                             <a:off x="0" y="0"/>
-                            <a:ext cx="3733800" cy="1694191"/>
+                            <a:ext cx="3733800" cy="1922907"/>
                           </a:xfrm>
                           <a:prstGeom prst="rect">
                             <a:avLst/>
@@ -1977,7 +1977,7 @@
             <w:r>
               <w:drawing>
                 <wp:inline>
-                  <wp:extent cx="3733800" cy="2813657"/>
+                  <wp:extent cx="3733800" cy="1714375"/>
                   <wp:effectExtent b="0" l="0" r="0" t="0"/>
                   <wp:docPr descr="" title="" id="99" name="Picture"/>
                   <a:graphic>
@@ -1998,7 +1998,7 @@
                         <pic:spPr bwMode="auto">
                           <a:xfrm>
                             <a:off x="0" y="0"/>
-                            <a:ext cx="3733800" cy="2813657"/>
+                            <a:ext cx="3733800" cy="1714375"/>
                           </a:xfrm>
                           <a:prstGeom prst="rect">
                             <a:avLst/>
@@ -2075,7 +2075,7 @@
             <w:r>
               <w:drawing>
                 <wp:inline>
-                  <wp:extent cx="3733800" cy="1418844"/>
+                  <wp:extent cx="3733800" cy="1819486"/>
                   <wp:effectExtent b="0" l="0" r="0" t="0"/>
                   <wp:docPr descr="" title="" id="103" name="Picture"/>
                   <a:graphic>
@@ -2096,7 +2096,7 @@
                         <pic:spPr bwMode="auto">
                           <a:xfrm>
                             <a:off x="0" y="0"/>
-                            <a:ext cx="3733800" cy="1418844"/>
+                            <a:ext cx="3733800" cy="1819486"/>
                           </a:xfrm>
                           <a:prstGeom prst="rect">
                             <a:avLst/>
@@ -2183,7 +2183,7 @@
             <w:r>
               <w:drawing>
                 <wp:inline>
-                  <wp:extent cx="3733800" cy="1388834"/>
+                  <wp:extent cx="3733800" cy="1584277"/>
                   <wp:effectExtent b="0" l="0" r="0" t="0"/>
                   <wp:docPr descr="" title="" id="108" name="Picture"/>
                   <a:graphic>
@@ -2204,7 +2204,7 @@
                         <pic:spPr bwMode="auto">
                           <a:xfrm>
                             <a:off x="0" y="0"/>
-                            <a:ext cx="3733800" cy="1388834"/>
+                            <a:ext cx="3733800" cy="1584277"/>
                           </a:xfrm>
                           <a:prstGeom prst="rect">
                             <a:avLst/>
@@ -2245,7 +2245,7 @@
         <w:pStyle w:val="BodyText"/>
       </w:pPr>
       <w:r>
-        <w:t xml:space="preserve">Если в сессии tmux осталась только одна вкладка (окно), и в ней выполнить exit (или закрыть последний процесс в ней), то эта вкладка закроется. Поскольку вкладок больше нет, сессия завершается, и tmux прекращает работу. (</w:t>
+        <w:t xml:space="preserve">Если в сессии tmux осталась только одна вкладка (окно), и в ней выполнить exit (или закрыть последний процесс в ней), то эта вкладка закроется. Так как вкладок больше нет, сессия завершается, и tmux прекращает работу. (</w:t>
       </w:r>
       <w:hyperlink w:anchor="fig-022">
         <w:r>
@@ -2281,7 +2281,7 @@
             <w:r>
               <w:drawing>
                 <wp:inline>
-                  <wp:extent cx="3733800" cy="1558063"/>
+                  <wp:extent cx="3733800" cy="1644460"/>
                   <wp:effectExtent b="0" l="0" r="0" t="0"/>
                   <wp:docPr descr="" title="" id="112" name="Picture"/>
                   <a:graphic>
@@ -2302,7 +2302,7 @@
                         <pic:spPr bwMode="auto">
                           <a:xfrm>
                             <a:off x="0" y="0"/>
-                            <a:ext cx="3733800" cy="1558063"/>
+                            <a:ext cx="3733800" cy="1644460"/>
                           </a:xfrm>
                           <a:prstGeom prst="rect">
                             <a:avLst/>
@@ -2379,7 +2379,7 @@
             <w:r>
               <w:drawing>
                 <wp:inline>
-                  <wp:extent cx="3733800" cy="1402349"/>
+                  <wp:extent cx="3733800" cy="1599066"/>
                   <wp:effectExtent b="0" l="0" r="0" t="0"/>
                   <wp:docPr descr="" title="" id="116" name="Picture"/>
                   <a:graphic>
@@ -2400,7 +2400,7 @@
                         <pic:spPr bwMode="auto">
                           <a:xfrm>
                             <a:off x="0" y="0"/>
-                            <a:ext cx="3733800" cy="1402349"/>
+                            <a:ext cx="3733800" cy="1599066"/>
                           </a:xfrm>
                           <a:prstGeom prst="rect">
                             <a:avLst/>
@@ -2477,7 +2477,7 @@
             <w:r>
               <w:drawing>
                 <wp:inline>
-                  <wp:extent cx="3733800" cy="1374149"/>
+                  <wp:extent cx="3733800" cy="1553135"/>
                   <wp:effectExtent b="0" l="0" r="0" t="0"/>
                   <wp:docPr descr="" title="" id="120" name="Picture"/>
                   <a:graphic>
@@ -2498,7 +2498,7 @@
                         <pic:spPr bwMode="auto">
                           <a:xfrm>
                             <a:off x="0" y="0"/>
-                            <a:ext cx="3733800" cy="1374149"/>
+                            <a:ext cx="3733800" cy="1553135"/>
                           </a:xfrm>
                           <a:prstGeom prst="rect">
                             <a:avLst/>
@@ -2575,7 +2575,7 @@
             <w:r>
               <w:drawing>
                 <wp:inline>
-                  <wp:extent cx="3733800" cy="3489960"/>
+                  <wp:extent cx="3733800" cy="3246120"/>
                   <wp:effectExtent b="0" l="0" r="0" t="0"/>
                   <wp:docPr descr="" title="" id="124" name="Picture"/>
                   <a:graphic>
@@ -2596,7 +2596,7 @@
                         <pic:spPr bwMode="auto">
                           <a:xfrm>
                             <a:off x="0" y="0"/>
-                            <a:ext cx="3733800" cy="3489960"/>
+                            <a:ext cx="3733800" cy="3246120"/>
                           </a:xfrm>
                           <a:prstGeom prst="rect">
                             <a:avLst/>
@@ -2673,7 +2673,7 @@
             <w:r>
               <w:drawing>
                 <wp:inline>
-                  <wp:extent cx="3733800" cy="1552214"/>
+                  <wp:extent cx="3733800" cy="1768861"/>
                   <wp:effectExtent b="0" l="0" r="0" t="0"/>
                   <wp:docPr descr="" title="" id="128" name="Picture"/>
                   <a:graphic>
@@ -2694,7 +2694,7 @@
                         <pic:spPr bwMode="auto">
                           <a:xfrm>
                             <a:off x="0" y="0"/>
-                            <a:ext cx="3733800" cy="1552214"/>
+                            <a:ext cx="3733800" cy="1768861"/>
                           </a:xfrm>
                           <a:prstGeom prst="rect">
                             <a:avLst/>
@@ -2771,7 +2771,7 @@
             <w:r>
               <w:drawing>
                 <wp:inline>
-                  <wp:extent cx="3733800" cy="3413972"/>
+                  <wp:extent cx="2213810" cy="2127183"/>
                   <wp:effectExtent b="0" l="0" r="0" t="0"/>
                   <wp:docPr descr="" title="" id="132" name="Picture"/>
                   <a:graphic>
@@ -2792,7 +2792,7 @@
                         <pic:spPr bwMode="auto">
                           <a:xfrm>
                             <a:off x="0" y="0"/>
-                            <a:ext cx="3733800" cy="3413972"/>
+                            <a:ext cx="2213810" cy="2127183"/>
                           </a:xfrm>
                           <a:prstGeom prst="rect">
                             <a:avLst/>
@@ -2869,7 +2869,7 @@
             <w:r>
               <w:drawing>
                 <wp:inline>
-                  <wp:extent cx="3733800" cy="1586254"/>
+                  <wp:extent cx="3733800" cy="1756552"/>
                   <wp:effectExtent b="0" l="0" r="0" t="0"/>
                   <wp:docPr descr="" title="" id="136" name="Picture"/>
                   <a:graphic>
@@ -2890,7 +2890,7 @@
                         <pic:spPr bwMode="auto">
                           <a:xfrm>
                             <a:off x="0" y="0"/>
-                            <a:ext cx="3733800" cy="1586254"/>
+                            <a:ext cx="3733800" cy="1756552"/>
                           </a:xfrm>
                           <a:prstGeom prst="rect">
                             <a:avLst/>
@@ -2941,7 +2941,7 @@
         <w:pStyle w:val="FirstParagraph"/>
       </w:pPr>
       <w:r>
-        <w:t xml:space="preserve">Просматриваю видео и читаю информацию, так как мне хватает вируальной машины для выполнения задас и на мрем компьюетере установлена другая ОС, то установка Linux не требуется. (</w:t>
+        <w:t xml:space="preserve">Просматриваю видео и читаю информацию, так как мне хватает вируальной машины для выполнения задач и на моем компьютере установлена другая ОС, то установка Linux не требуется. (</w:t>
       </w:r>
       <w:hyperlink w:anchor="fig-029">
         <w:r>
@@ -2977,7 +2977,7 @@
             <w:r>
               <w:drawing>
                 <wp:inline>
-                  <wp:extent cx="3733800" cy="1453003"/>
+                  <wp:extent cx="3733800" cy="1425702"/>
                   <wp:effectExtent b="0" l="0" r="0" t="0"/>
                   <wp:docPr descr="" title="" id="141" name="Picture"/>
                   <a:graphic>
@@ -2998,7 +2998,7 @@
                         <pic:spPr bwMode="auto">
                           <a:xfrm>
                             <a:off x="0" y="0"/>
-                            <a:ext cx="3733800" cy="1453003"/>
+                            <a:ext cx="3733800" cy="1425702"/>
                           </a:xfrm>
                           <a:prstGeom prst="rect">
                             <a:avLst/>
